--- a/testakten/erbrecht-patchwork-stiefgrossvater-erbfolge-karlsruhe/04_nachlass_clemens.docx
+++ b/testakten/erbrecht-patchwork-stiefgrossvater-erbfolge-karlsruhe/04_nachlass_clemens.docx
@@ -4,11 +4,12 @@
   <w:body>
     <w:p>
       <w:pPr>
-        <w:pStyle w:val="Heading1"/>
+        <w:pStyle w:val="Title"/>
+        <w:widowControl/>
       </w:pPr>
       <w:r>
         <w:rPr>
-          <w:rFonts w:ascii="Times New Roman" w:hAnsi="Times New Roman"/>
+          <w:rFonts w:ascii="Arial" w:hAnsi="Arial" w:eastAsia="Arial"/>
         </w:rPr>
         <w:t>Nachlass Clemens Radtke</w:t>
       </w:r>
@@ -16,10 +17,11 @@
     <w:p>
       <w:pPr>
         <w:pStyle w:val="Heading2"/>
+        <w:widowControl/>
       </w:pPr>
       <w:r>
         <w:rPr>
-          <w:rFonts w:ascii="Times New Roman" w:hAnsi="Times New Roman"/>
+          <w:rFonts w:ascii="Arial" w:hAnsi="Arial" w:eastAsia="Arial"/>
         </w:rPr>
         <w:t>Vermögen</w:t>
       </w:r>
@@ -28,6 +30,8 @@
       <w:tblPr>
         <w:tblStyle w:val="TableGrid"/>
         <w:tblW w:type="auto" w:w="0"/>
+        <w:jc w:val="center"/>
+        <w:tblLayout w:type="autofit"/>
         <w:tblLook w:firstColumn="1" w:firstRow="1" w:lastColumn="0" w:lastRow="0" w:noHBand="0" w:noVBand="1" w:val="04A0"/>
       </w:tblPr>
       <w:tblGrid>
@@ -35,16 +39,35 @@
         <w:gridCol w:w="4536"/>
       </w:tblGrid>
       <w:tr>
+        <w:trPr>
+          <w:tblHeader w:val="true"/>
+          <w:tblHeader w:val="true"/>
+          <w:tblHeader w:val="true"/>
+          <w:tblHeader w:val="true"/>
+          <w:tblHeader w:val="true"/>
+        </w:trPr>
         <w:tc>
           <w:tcPr>
             <w:tcW w:type="dxa" w:w="4536"/>
+            <w:vAlign w:val="center"/>
+            <w:tcMar>
+              <w:top w:w="90" w:type="dxa"/>
+              <w:start w:w="100" w:type="dxa"/>
+              <w:bottom w:w="90" w:type="dxa"/>
+              <w:end w:w="100" w:type="dxa"/>
+            </w:tcMar>
+            <w:shd w:fill="17324D"/>
           </w:tcPr>
           <w:p>
+            <w:pPr>
+              <w:spacing w:after="30"/>
+            </w:pPr>
             <w:r>
               <w:rPr>
-                <w:rFonts w:ascii="Times New Roman" w:hAnsi="Times New Roman"/>
+                <w:rFonts w:ascii="Arial" w:hAnsi="Arial"/>
                 <w:b/>
-                <w:sz w:val="20"/>
+                <w:color w:val="FFFFFF"/>
+                <w:sz w:val="17"/>
               </w:rPr>
               <w:t>Gegenstand</w:t>
             </w:r>
@@ -53,13 +76,25 @@
         <w:tc>
           <w:tcPr>
             <w:tcW w:type="dxa" w:w="4536"/>
+            <w:vAlign w:val="center"/>
+            <w:tcMar>
+              <w:top w:w="90" w:type="dxa"/>
+              <w:start w:w="100" w:type="dxa"/>
+              <w:bottom w:w="90" w:type="dxa"/>
+              <w:end w:w="100" w:type="dxa"/>
+            </w:tcMar>
+            <w:shd w:fill="17324D"/>
           </w:tcPr>
           <w:p>
+            <w:pPr>
+              <w:spacing w:after="30"/>
+            </w:pPr>
             <w:r>
               <w:rPr>
-                <w:rFonts w:ascii="Times New Roman" w:hAnsi="Times New Roman"/>
+                <w:rFonts w:ascii="Arial" w:hAnsi="Arial"/>
                 <w:b/>
-                <w:sz w:val="20"/>
+                <w:color w:val="FFFFFF"/>
+                <w:sz w:val="17"/>
               </w:rPr>
               <w:t>Wert</w:t>
             </w:r>
@@ -70,12 +105,22 @@
         <w:tc>
           <w:tcPr>
             <w:tcW w:type="dxa" w:w="4536"/>
+            <w:vAlign w:val="center"/>
+            <w:tcMar>
+              <w:top w:w="90" w:type="dxa"/>
+              <w:start w:w="100" w:type="dxa"/>
+              <w:bottom w:w="90" w:type="dxa"/>
+              <w:end w:w="100" w:type="dxa"/>
+            </w:tcMar>
           </w:tcPr>
           <w:p>
+            <w:pPr>
+              <w:spacing w:after="30"/>
+            </w:pPr>
             <w:r>
               <w:rPr>
-                <w:rFonts w:ascii="Times New Roman" w:hAnsi="Times New Roman"/>
-                <w:sz w:val="20"/>
+                <w:rFonts w:ascii="Arial" w:hAnsi="Arial"/>
+                <w:sz w:val="17"/>
               </w:rPr>
               <w:t>Architekturbüro Radtke Partneranteil</w:t>
             </w:r>
@@ -84,12 +129,22 @@
         <w:tc>
           <w:tcPr>
             <w:tcW w:type="dxa" w:w="4536"/>
+            <w:vAlign w:val="center"/>
+            <w:tcMar>
+              <w:top w:w="90" w:type="dxa"/>
+              <w:start w:w="100" w:type="dxa"/>
+              <w:bottom w:w="90" w:type="dxa"/>
+              <w:end w:w="100" w:type="dxa"/>
+            </w:tcMar>
           </w:tcPr>
           <w:p>
+            <w:pPr>
+              <w:spacing w:after="30"/>
+            </w:pPr>
             <w:r>
               <w:rPr>
-                <w:rFonts w:ascii="Times New Roman" w:hAnsi="Times New Roman"/>
-                <w:sz w:val="20"/>
+                <w:rFonts w:ascii="Arial" w:hAnsi="Arial"/>
+                <w:sz w:val="17"/>
               </w:rPr>
               <w:t>480.000,00 EUR</w:t>
             </w:r>
@@ -100,12 +155,23 @@
         <w:tc>
           <w:tcPr>
             <w:tcW w:type="dxa" w:w="4536"/>
+            <w:vAlign w:val="center"/>
+            <w:tcMar>
+              <w:top w:w="90" w:type="dxa"/>
+              <w:start w:w="100" w:type="dxa"/>
+              <w:bottom w:w="90" w:type="dxa"/>
+              <w:end w:w="100" w:type="dxa"/>
+            </w:tcMar>
+            <w:shd w:fill="F2F4F5"/>
           </w:tcPr>
           <w:p>
+            <w:pPr>
+              <w:spacing w:after="30"/>
+            </w:pPr>
             <w:r>
               <w:rPr>
-                <w:rFonts w:ascii="Times New Roman" w:hAnsi="Times New Roman"/>
-                <w:sz w:val="20"/>
+                <w:rFonts w:ascii="Arial" w:hAnsi="Arial"/>
+                <w:sz w:val="17"/>
               </w:rPr>
               <w:t>Einfamilienhaus Durlach</w:t>
             </w:r>
@@ -114,12 +180,23 @@
         <w:tc>
           <w:tcPr>
             <w:tcW w:type="dxa" w:w="4536"/>
+            <w:vAlign w:val="center"/>
+            <w:tcMar>
+              <w:top w:w="90" w:type="dxa"/>
+              <w:start w:w="100" w:type="dxa"/>
+              <w:bottom w:w="90" w:type="dxa"/>
+              <w:end w:w="100" w:type="dxa"/>
+            </w:tcMar>
+            <w:shd w:fill="F2F4F5"/>
           </w:tcPr>
           <w:p>
+            <w:pPr>
+              <w:spacing w:after="30"/>
+            </w:pPr>
             <w:r>
               <w:rPr>
-                <w:rFonts w:ascii="Times New Roman" w:hAnsi="Times New Roman"/>
-                <w:sz w:val="20"/>
+                <w:rFonts w:ascii="Arial" w:hAnsi="Arial"/>
+                <w:sz w:val="17"/>
               </w:rPr>
               <w:t>870.000,00 EUR</w:t>
             </w:r>
@@ -130,12 +207,22 @@
         <w:tc>
           <w:tcPr>
             <w:tcW w:type="dxa" w:w="4536"/>
+            <w:vAlign w:val="center"/>
+            <w:tcMar>
+              <w:top w:w="90" w:type="dxa"/>
+              <w:start w:w="100" w:type="dxa"/>
+              <w:bottom w:w="90" w:type="dxa"/>
+              <w:end w:w="100" w:type="dxa"/>
+            </w:tcMar>
           </w:tcPr>
           <w:p>
+            <w:pPr>
+              <w:spacing w:after="30"/>
+            </w:pPr>
             <w:r>
               <w:rPr>
-                <w:rFonts w:ascii="Times New Roman" w:hAnsi="Times New Roman"/>
-                <w:sz w:val="20"/>
+                <w:rFonts w:ascii="Arial" w:hAnsi="Arial"/>
+                <w:sz w:val="17"/>
               </w:rPr>
               <w:t>Kunstsammlung Bauhaus-Grafik</w:t>
             </w:r>
@@ -144,12 +231,22 @@
         <w:tc>
           <w:tcPr>
             <w:tcW w:type="dxa" w:w="4536"/>
+            <w:vAlign w:val="center"/>
+            <w:tcMar>
+              <w:top w:w="90" w:type="dxa"/>
+              <w:start w:w="100" w:type="dxa"/>
+              <w:bottom w:w="90" w:type="dxa"/>
+              <w:end w:w="100" w:type="dxa"/>
+            </w:tcMar>
           </w:tcPr>
           <w:p>
+            <w:pPr>
+              <w:spacing w:after="30"/>
+            </w:pPr>
             <w:r>
               <w:rPr>
-                <w:rFonts w:ascii="Times New Roman" w:hAnsi="Times New Roman"/>
-                <w:sz w:val="20"/>
+                <w:rFonts w:ascii="Arial" w:hAnsi="Arial"/>
+                <w:sz w:val="17"/>
               </w:rPr>
               <w:t>160.000,00 EUR</w:t>
             </w:r>
@@ -160,12 +257,23 @@
         <w:tc>
           <w:tcPr>
             <w:tcW w:type="dxa" w:w="4536"/>
+            <w:vAlign w:val="center"/>
+            <w:tcMar>
+              <w:top w:w="90" w:type="dxa"/>
+              <w:start w:w="100" w:type="dxa"/>
+              <w:bottom w:w="90" w:type="dxa"/>
+              <w:end w:w="100" w:type="dxa"/>
+            </w:tcMar>
+            <w:shd w:fill="F2F4F5"/>
           </w:tcPr>
           <w:p>
+            <w:pPr>
+              <w:spacing w:after="30"/>
+            </w:pPr>
             <w:r>
               <w:rPr>
-                <w:rFonts w:ascii="Times New Roman" w:hAnsi="Times New Roman"/>
-                <w:sz w:val="20"/>
+                <w:rFonts w:ascii="Arial" w:hAnsi="Arial"/>
+                <w:sz w:val="17"/>
               </w:rPr>
               <w:t>Bankguthaben</w:t>
             </w:r>
@@ -174,12 +282,23 @@
         <w:tc>
           <w:tcPr>
             <w:tcW w:type="dxa" w:w="4536"/>
+            <w:vAlign w:val="center"/>
+            <w:tcMar>
+              <w:top w:w="90" w:type="dxa"/>
+              <w:start w:w="100" w:type="dxa"/>
+              <w:bottom w:w="90" w:type="dxa"/>
+              <w:end w:w="100" w:type="dxa"/>
+            </w:tcMar>
+            <w:shd w:fill="F2F4F5"/>
           </w:tcPr>
           <w:p>
+            <w:pPr>
+              <w:spacing w:after="30"/>
+            </w:pPr>
             <w:r>
               <w:rPr>
-                <w:rFonts w:ascii="Times New Roman" w:hAnsi="Times New Roman"/>
-                <w:sz w:val="20"/>
+                <w:rFonts w:ascii="Arial" w:hAnsi="Arial"/>
+                <w:sz w:val="17"/>
               </w:rPr>
               <w:t>88.000,00 EUR</w:t>
             </w:r>
@@ -190,12 +309,22 @@
         <w:tc>
           <w:tcPr>
             <w:tcW w:type="dxa" w:w="4536"/>
+            <w:vAlign w:val="center"/>
+            <w:tcMar>
+              <w:top w:w="90" w:type="dxa"/>
+              <w:start w:w="100" w:type="dxa"/>
+              <w:bottom w:w="90" w:type="dxa"/>
+              <w:end w:w="100" w:type="dxa"/>
+            </w:tcMar>
           </w:tcPr>
           <w:p>
+            <w:pPr>
+              <w:spacing w:after="30"/>
+            </w:pPr>
             <w:r>
               <w:rPr>
-                <w:rFonts w:ascii="Times New Roman" w:hAnsi="Times New Roman"/>
-                <w:sz w:val="20"/>
+                <w:rFonts w:ascii="Arial" w:hAnsi="Arial"/>
+                <w:sz w:val="17"/>
               </w:rPr>
               <w:t>offene Einkommensteuer</w:t>
             </w:r>
@@ -204,12 +333,22 @@
         <w:tc>
           <w:tcPr>
             <w:tcW w:type="dxa" w:w="4536"/>
+            <w:vAlign w:val="center"/>
+            <w:tcMar>
+              <w:top w:w="90" w:type="dxa"/>
+              <w:start w:w="100" w:type="dxa"/>
+              <w:bottom w:w="90" w:type="dxa"/>
+              <w:end w:w="100" w:type="dxa"/>
+            </w:tcMar>
           </w:tcPr>
           <w:p>
+            <w:pPr>
+              <w:spacing w:after="30"/>
+            </w:pPr>
             <w:r>
               <w:rPr>
-                <w:rFonts w:ascii="Times New Roman" w:hAnsi="Times New Roman"/>
-                <w:sz w:val="20"/>
+                <w:rFonts w:ascii="Arial" w:hAnsi="Arial"/>
+                <w:sz w:val="17"/>
               </w:rPr>
               <w:t>-36.000,00 EUR</w:t>
             </w:r>
@@ -220,68 +359,780 @@
     <w:p>
       <w:pPr>
         <w:pStyle w:val="Heading2"/>
+        <w:widowControl/>
       </w:pPr>
       <w:r>
         <w:rPr>
-          <w:rFonts w:ascii="Times New Roman" w:hAnsi="Times New Roman"/>
+          <w:rFonts w:ascii="Arial" w:hAnsi="Arial" w:eastAsia="Arial"/>
         </w:rPr>
         <w:t>Testament</w:t>
       </w:r>
     </w:p>
     <w:p>
       <w:pPr>
+        <w:widowControl/>
         <w:jc w:val="left"/>
       </w:pPr>
       <w:r>
+        <w:rPr>
+          <w:rFonts w:ascii="Arial" w:hAnsi="Arial" w:eastAsia="Arial"/>
+        </w:rPr>
         <w:t>Clemens setzte Fiona 2018 zur Alleinerbin ein. Das Testament ist formal unauffällig. Clemens hatte keine weiteren Kinder. Seine Ehe mit Dana war seit 2001 geschieden. Eine neue Ehe ging er nicht ein.</w:t>
       </w:r>
     </w:p>
     <w:p>
       <w:pPr>
         <w:pStyle w:val="Heading2"/>
+        <w:widowControl/>
       </w:pPr>
       <w:r>
         <w:rPr>
-          <w:rFonts w:ascii="Times New Roman" w:hAnsi="Times New Roman"/>
+          <w:rFonts w:ascii="Arial" w:hAnsi="Arial" w:eastAsia="Arial"/>
         </w:rPr>
         <w:t>Besonderheit nach Armins Tod</w:t>
       </w:r>
     </w:p>
     <w:p>
       <w:pPr>
+        <w:widowControl/>
         <w:jc w:val="left"/>
       </w:pPr>
       <w:r>
-        <w:t>Fiona ist beim Tod von Clemens bereits Witwe von Armin. Sie könnte aus Armins Nachlass Vermögen erhalten haben. Das ändert ihre Stellung als Tochter von Clemens nicht, kann aber Pflichtteils- und Steuerfragen beeinflussen. Dana fragt, ob sie als Mutter von Fiona oder frühere Ehefrau Clemens irgendetwas erbt. Nach Aktenlage spricht dafür nichts, aber der Punkt soll in einer verständlichen Mandantenantwort erklärt werden.</w:t>
+        <w:rPr>
+          <w:rFonts w:ascii="Arial" w:hAnsi="Arial" w:eastAsia="Arial"/>
+        </w:rPr>
+        <w:t>Fiona ist beim Tod von Clemens bereits Witwe von Armin. Sie könnte aus Armins Nachlass Vermögen erhalten haben. Das ändert ihre Stellung als Tochter von Clemens nicht, kann aber Pflichtteils- und Steuerfragen beeinflussen. Dana bittet um schriftliche Einordnung ihrer Stellung als Mutter Fionas und geschiedene Ehefrau Clemens'. Ihre eigenen Erklärungen, mögliche vertragliche Ansprüche und die Erbfolge werden getrennt erhoben; das Dokument legt kein Ergebnis fest.</w:t>
       </w:r>
     </w:p>
     <w:p>
       <w:pPr>
         <w:pStyle w:val="Heading2"/>
+        <w:widowControl/>
       </w:pPr>
       <w:r>
         <w:rPr>
-          <w:rFonts w:ascii="Times New Roman" w:hAnsi="Times New Roman"/>
+          <w:rFonts w:ascii="Arial" w:hAnsi="Arial" w:eastAsia="Arial"/>
         </w:rPr>
         <w:t>Konflikt</w:t>
       </w:r>
     </w:p>
     <w:p>
       <w:pPr>
+        <w:widowControl/>
         <w:jc w:val="left"/>
       </w:pPr>
       <w:r>
+        <w:rPr>
+          <w:rFonts w:ascii="Arial" w:hAnsi="Arial" w:eastAsia="Arial"/>
+        </w:rPr>
         <w:t>Beate versucht, Fionas Glaubwürdigkeit anzugreifen, weil Fiona "erst den Stiefvater geheiratet und dann den Vater beerbt" habe. Für die erbrechtliche Prüfung ist diese Wertung gefährlich: Moralische Irritation ersetzt keine Verwandtschafts- oder Testamentsprüfung.</w:t>
       </w:r>
     </w:p>
+    <w:p>
+      <w:pPr>
+        <w:pStyle w:val="Heading1"/>
+        <w:widowControl/>
+      </w:pPr>
+      <w:r>
+        <w:rPr>
+          <w:rFonts w:ascii="Arial" w:hAnsi="Arial" w:eastAsia="Arial"/>
+        </w:rPr>
+        <w:t>4. Abwicklung des Architekturbüros</w:t>
+      </w:r>
+    </w:p>
+    <w:p>
+      <w:pPr>
+        <w:keepLines w:val="0"/>
+        <w:widowControl/>
+      </w:pPr>
+      <w:r>
+        <w:rPr>
+          <w:rFonts w:ascii="Arial" w:hAnsi="Arial" w:eastAsia="Arial"/>
+        </w:rPr>
+        <w:t>Clemens hielt 40 Prozent an der Partnerschaft Radtke &amp; Renz Architekten. Der Partner Moritz Renz meldete am 09.06.2026 sieben laufende Projekte und drei offene Honorarrechnungen. Die im Nachlass genannte Position von 480000,00 EUR ist eine vorläufige Abfindungsspanne, keine ausgezahlte Forderung.</w:t>
+      </w:r>
+    </w:p>
+    <w:p>
+      <w:pPr>
+        <w:keepLines w:val="0"/>
+        <w:widowControl/>
+      </w:pPr>
+      <w:r>
+        <w:rPr>
+          <w:rFonts w:ascii="Arial" w:hAnsi="Arial" w:eastAsia="Arial"/>
+        </w:rPr>
+        <w:t>Im Haus Pfinztalstraße wurden ein verschlossener Planschrank und ein Bankschließfachschlüssel gefunden. Fiona und der Partner des Büros vereinbarten, Mandantenakten nur gemeinsam zu inventarisieren. Dana besitzt noch einen alten Hausschlüssel, hat ihn am 04.06.2026 aber gegen Quittung bei Fiona abgegeben.</w:t>
+      </w:r>
+    </w:p>
+    <w:tbl>
+      <w:tblPr>
+        <w:tblStyle w:val="TableGrid"/>
+        <w:tblW w:type="auto" w:w="0"/>
+        <w:jc w:val="center"/>
+        <w:tblLayout w:type="autofit"/>
+        <w:tblLook w:firstColumn="1" w:firstRow="1" w:lastColumn="0" w:lastRow="0" w:noHBand="0" w:noVBand="1" w:val="04A0"/>
+      </w:tblPr>
+      <w:tblGrid>
+        <w:gridCol w:w="2353"/>
+        <w:gridCol w:w="2353"/>
+        <w:gridCol w:w="2353"/>
+        <w:gridCol w:w="2353"/>
+      </w:tblGrid>
+      <w:tr>
+        <w:trPr>
+          <w:tblHeader w:val="true"/>
+          <w:tblHeader w:val="true"/>
+          <w:tblHeader w:val="true"/>
+        </w:trPr>
+        <w:tc>
+          <w:tcPr>
+            <w:tcW w:type="dxa" w:w="2353"/>
+            <w:vAlign w:val="center"/>
+            <w:tcMar>
+              <w:top w:w="90" w:type="dxa"/>
+              <w:start w:w="100" w:type="dxa"/>
+              <w:bottom w:w="90" w:type="dxa"/>
+              <w:end w:w="100" w:type="dxa"/>
+            </w:tcMar>
+            <w:shd w:fill="17324D"/>
+          </w:tcPr>
+          <w:p>
+            <w:pPr>
+              <w:spacing w:after="30"/>
+            </w:pPr>
+            <w:r>
+              <w:rPr>
+                <w:rFonts w:ascii="Arial" w:hAnsi="Arial"/>
+                <w:b/>
+                <w:color w:val="FFFFFF"/>
+                <w:sz w:val="17"/>
+              </w:rPr>
+              <w:t>Vorgang</w:t>
+            </w:r>
+          </w:p>
+        </w:tc>
+        <w:tc>
+          <w:tcPr>
+            <w:tcW w:type="dxa" w:w="2353"/>
+            <w:vAlign w:val="center"/>
+            <w:tcMar>
+              <w:top w:w="90" w:type="dxa"/>
+              <w:start w:w="100" w:type="dxa"/>
+              <w:bottom w:w="90" w:type="dxa"/>
+              <w:end w:w="100" w:type="dxa"/>
+            </w:tcMar>
+            <w:shd w:fill="17324D"/>
+          </w:tcPr>
+          <w:p>
+            <w:pPr>
+              <w:spacing w:after="30"/>
+            </w:pPr>
+            <w:r>
+              <w:rPr>
+                <w:rFonts w:ascii="Arial" w:hAnsi="Arial"/>
+                <w:b/>
+                <w:color w:val="FFFFFF"/>
+                <w:sz w:val="17"/>
+              </w:rPr>
+              <w:t>Betrag oder Umfang</w:t>
+            </w:r>
+          </w:p>
+        </w:tc>
+        <w:tc>
+          <w:tcPr>
+            <w:tcW w:type="dxa" w:w="2353"/>
+            <w:vAlign w:val="center"/>
+            <w:tcMar>
+              <w:top w:w="90" w:type="dxa"/>
+              <w:start w:w="100" w:type="dxa"/>
+              <w:bottom w:w="90" w:type="dxa"/>
+              <w:end w:w="100" w:type="dxa"/>
+            </w:tcMar>
+            <w:shd w:fill="17324D"/>
+          </w:tcPr>
+          <w:p>
+            <w:pPr>
+              <w:spacing w:after="30"/>
+            </w:pPr>
+            <w:r>
+              <w:rPr>
+                <w:rFonts w:ascii="Arial" w:hAnsi="Arial"/>
+                <w:b/>
+                <w:color w:val="FFFFFF"/>
+                <w:sz w:val="17"/>
+              </w:rPr>
+              <w:t>Quelle</w:t>
+            </w:r>
+          </w:p>
+        </w:tc>
+        <w:tc>
+          <w:tcPr>
+            <w:tcW w:type="dxa" w:w="2353"/>
+            <w:vAlign w:val="center"/>
+            <w:tcMar>
+              <w:top w:w="90" w:type="dxa"/>
+              <w:start w:w="100" w:type="dxa"/>
+              <w:bottom w:w="90" w:type="dxa"/>
+              <w:end w:w="100" w:type="dxa"/>
+            </w:tcMar>
+            <w:shd w:fill="17324D"/>
+          </w:tcPr>
+          <w:p>
+            <w:pPr>
+              <w:spacing w:after="30"/>
+            </w:pPr>
+            <w:r>
+              <w:rPr>
+                <w:rFonts w:ascii="Arial" w:hAnsi="Arial"/>
+                <w:b/>
+                <w:color w:val="FFFFFF"/>
+                <w:sz w:val="17"/>
+              </w:rPr>
+              <w:t>Offene Frage</w:t>
+            </w:r>
+          </w:p>
+        </w:tc>
+      </w:tr>
+      <w:tr>
+        <w:tc>
+          <w:tcPr>
+            <w:tcW w:type="dxa" w:w="2353"/>
+            <w:vAlign w:val="center"/>
+            <w:tcMar>
+              <w:top w:w="90" w:type="dxa"/>
+              <w:start w:w="100" w:type="dxa"/>
+              <w:bottom w:w="90" w:type="dxa"/>
+              <w:end w:w="100" w:type="dxa"/>
+            </w:tcMar>
+          </w:tcPr>
+          <w:p>
+            <w:pPr>
+              <w:spacing w:after="30"/>
+            </w:pPr>
+            <w:r>
+              <w:rPr>
+                <w:rFonts w:ascii="Arial" w:hAnsi="Arial"/>
+                <w:sz w:val="17"/>
+              </w:rPr>
+              <w:t>Partneranteil</w:t>
+            </w:r>
+          </w:p>
+        </w:tc>
+        <w:tc>
+          <w:tcPr>
+            <w:tcW w:type="dxa" w:w="2353"/>
+            <w:vAlign w:val="center"/>
+            <w:tcMar>
+              <w:top w:w="90" w:type="dxa"/>
+              <w:start w:w="100" w:type="dxa"/>
+              <w:bottom w:w="90" w:type="dxa"/>
+              <w:end w:w="100" w:type="dxa"/>
+            </w:tcMar>
+          </w:tcPr>
+          <w:p>
+            <w:pPr>
+              <w:spacing w:after="30"/>
+            </w:pPr>
+            <w:r>
+              <w:rPr>
+                <w:rFonts w:ascii="Arial" w:hAnsi="Arial"/>
+                <w:sz w:val="17"/>
+              </w:rPr>
+              <w:t>480000,00 EUR</w:t>
+            </w:r>
+          </w:p>
+        </w:tc>
+        <w:tc>
+          <w:tcPr>
+            <w:tcW w:type="dxa" w:w="2353"/>
+            <w:vAlign w:val="center"/>
+            <w:tcMar>
+              <w:top w:w="90" w:type="dxa"/>
+              <w:start w:w="100" w:type="dxa"/>
+              <w:bottom w:w="90" w:type="dxa"/>
+              <w:end w:w="100" w:type="dxa"/>
+            </w:tcMar>
+          </w:tcPr>
+          <w:p>
+            <w:pPr>
+              <w:spacing w:after="30"/>
+            </w:pPr>
+            <w:r>
+              <w:rPr>
+                <w:rFonts w:ascii="Arial" w:hAnsi="Arial"/>
+                <w:sz w:val="17"/>
+              </w:rPr>
+              <w:t>Partnerschaftsvertrag und Kurzrechnung</w:t>
+            </w:r>
+          </w:p>
+        </w:tc>
+        <w:tc>
+          <w:tcPr>
+            <w:tcW w:type="dxa" w:w="2353"/>
+            <w:vAlign w:val="center"/>
+            <w:tcMar>
+              <w:top w:w="90" w:type="dxa"/>
+              <w:start w:w="100" w:type="dxa"/>
+              <w:bottom w:w="90" w:type="dxa"/>
+              <w:end w:w="100" w:type="dxa"/>
+            </w:tcMar>
+          </w:tcPr>
+          <w:p>
+            <w:pPr>
+              <w:spacing w:after="30"/>
+            </w:pPr>
+            <w:r>
+              <w:rPr>
+                <w:rFonts w:ascii="Arial" w:hAnsi="Arial"/>
+                <w:sz w:val="17"/>
+              </w:rPr>
+              <w:t>Abfindungsmechanismus</w:t>
+            </w:r>
+          </w:p>
+        </w:tc>
+      </w:tr>
+      <w:tr>
+        <w:tc>
+          <w:tcPr>
+            <w:tcW w:type="dxa" w:w="2353"/>
+            <w:vAlign w:val="center"/>
+            <w:tcMar>
+              <w:top w:w="90" w:type="dxa"/>
+              <w:start w:w="100" w:type="dxa"/>
+              <w:bottom w:w="90" w:type="dxa"/>
+              <w:end w:w="100" w:type="dxa"/>
+            </w:tcMar>
+            <w:shd w:fill="F2F4F5"/>
+          </w:tcPr>
+          <w:p>
+            <w:pPr>
+              <w:spacing w:after="30"/>
+            </w:pPr>
+            <w:r>
+              <w:rPr>
+                <w:rFonts w:ascii="Arial" w:hAnsi="Arial"/>
+                <w:sz w:val="17"/>
+              </w:rPr>
+              <w:t>Offene Honorare</w:t>
+            </w:r>
+          </w:p>
+        </w:tc>
+        <w:tc>
+          <w:tcPr>
+            <w:tcW w:type="dxa" w:w="2353"/>
+            <w:vAlign w:val="center"/>
+            <w:tcMar>
+              <w:top w:w="90" w:type="dxa"/>
+              <w:start w:w="100" w:type="dxa"/>
+              <w:bottom w:w="90" w:type="dxa"/>
+              <w:end w:w="100" w:type="dxa"/>
+            </w:tcMar>
+            <w:shd w:fill="F2F4F5"/>
+          </w:tcPr>
+          <w:p>
+            <w:pPr>
+              <w:spacing w:after="30"/>
+            </w:pPr>
+            <w:r>
+              <w:rPr>
+                <w:rFonts w:ascii="Arial" w:hAnsi="Arial"/>
+                <w:sz w:val="17"/>
+              </w:rPr>
+              <w:t>138400,00 EUR brutto</w:t>
+            </w:r>
+          </w:p>
+        </w:tc>
+        <w:tc>
+          <w:tcPr>
+            <w:tcW w:type="dxa" w:w="2353"/>
+            <w:vAlign w:val="center"/>
+            <w:tcMar>
+              <w:top w:w="90" w:type="dxa"/>
+              <w:start w:w="100" w:type="dxa"/>
+              <w:bottom w:w="90" w:type="dxa"/>
+              <w:end w:w="100" w:type="dxa"/>
+            </w:tcMar>
+            <w:shd w:fill="F2F4F5"/>
+          </w:tcPr>
+          <w:p>
+            <w:pPr>
+              <w:spacing w:after="30"/>
+            </w:pPr>
+            <w:r>
+              <w:rPr>
+                <w:rFonts w:ascii="Arial" w:hAnsi="Arial"/>
+                <w:sz w:val="17"/>
+              </w:rPr>
+              <w:t>OP-Liste 02.06.2026</w:t>
+            </w:r>
+          </w:p>
+        </w:tc>
+        <w:tc>
+          <w:tcPr>
+            <w:tcW w:type="dxa" w:w="2353"/>
+            <w:vAlign w:val="center"/>
+            <w:tcMar>
+              <w:top w:w="90" w:type="dxa"/>
+              <w:start w:w="100" w:type="dxa"/>
+              <w:bottom w:w="90" w:type="dxa"/>
+              <w:end w:w="100" w:type="dxa"/>
+            </w:tcMar>
+            <w:shd w:fill="F2F4F5"/>
+          </w:tcPr>
+          <w:p>
+            <w:pPr>
+              <w:spacing w:after="30"/>
+            </w:pPr>
+            <w:r>
+              <w:rPr>
+                <w:rFonts w:ascii="Arial" w:hAnsi="Arial"/>
+                <w:sz w:val="17"/>
+              </w:rPr>
+              <w:t>Leistungsstand und Kosten</w:t>
+            </w:r>
+          </w:p>
+        </w:tc>
+      </w:tr>
+      <w:tr>
+        <w:tc>
+          <w:tcPr>
+            <w:tcW w:type="dxa" w:w="2353"/>
+            <w:vAlign w:val="center"/>
+            <w:tcMar>
+              <w:top w:w="90" w:type="dxa"/>
+              <w:start w:w="100" w:type="dxa"/>
+              <w:bottom w:w="90" w:type="dxa"/>
+              <w:end w:w="100" w:type="dxa"/>
+            </w:tcMar>
+          </w:tcPr>
+          <w:p>
+            <w:pPr>
+              <w:spacing w:after="30"/>
+            </w:pPr>
+            <w:r>
+              <w:rPr>
+                <w:rFonts w:ascii="Arial" w:hAnsi="Arial"/>
+                <w:sz w:val="17"/>
+              </w:rPr>
+              <w:t>Haus Durlach</w:t>
+            </w:r>
+          </w:p>
+        </w:tc>
+        <w:tc>
+          <w:tcPr>
+            <w:tcW w:type="dxa" w:w="2353"/>
+            <w:vAlign w:val="center"/>
+            <w:tcMar>
+              <w:top w:w="90" w:type="dxa"/>
+              <w:start w:w="100" w:type="dxa"/>
+              <w:bottom w:w="90" w:type="dxa"/>
+              <w:end w:w="100" w:type="dxa"/>
+            </w:tcMar>
+          </w:tcPr>
+          <w:p>
+            <w:pPr>
+              <w:spacing w:after="30"/>
+            </w:pPr>
+            <w:r>
+              <w:rPr>
+                <w:rFonts w:ascii="Arial" w:hAnsi="Arial"/>
+                <w:sz w:val="17"/>
+              </w:rPr>
+              <w:t>870000,00 EUR</w:t>
+            </w:r>
+          </w:p>
+        </w:tc>
+        <w:tc>
+          <w:tcPr>
+            <w:tcW w:type="dxa" w:w="2353"/>
+            <w:vAlign w:val="center"/>
+            <w:tcMar>
+              <w:top w:w="90" w:type="dxa"/>
+              <w:start w:w="100" w:type="dxa"/>
+              <w:bottom w:w="90" w:type="dxa"/>
+              <w:end w:w="100" w:type="dxa"/>
+            </w:tcMar>
+          </w:tcPr>
+          <w:p>
+            <w:pPr>
+              <w:spacing w:after="30"/>
+            </w:pPr>
+            <w:r>
+              <w:rPr>
+                <w:rFonts w:ascii="Arial" w:hAnsi="Arial"/>
+                <w:sz w:val="17"/>
+              </w:rPr>
+              <w:t>Maklerbrief</w:t>
+            </w:r>
+          </w:p>
+        </w:tc>
+        <w:tc>
+          <w:tcPr>
+            <w:tcW w:type="dxa" w:w="2353"/>
+            <w:vAlign w:val="center"/>
+            <w:tcMar>
+              <w:top w:w="90" w:type="dxa"/>
+              <w:start w:w="100" w:type="dxa"/>
+              <w:bottom w:w="90" w:type="dxa"/>
+              <w:end w:w="100" w:type="dxa"/>
+            </w:tcMar>
+          </w:tcPr>
+          <w:p>
+            <w:pPr>
+              <w:spacing w:after="30"/>
+            </w:pPr>
+            <w:r>
+              <w:rPr>
+                <w:rFonts w:ascii="Arial" w:hAnsi="Arial"/>
+                <w:sz w:val="17"/>
+              </w:rPr>
+              <w:t>Belastungen und Nießbrauch</w:t>
+            </w:r>
+          </w:p>
+        </w:tc>
+      </w:tr>
+      <w:tr>
+        <w:tc>
+          <w:tcPr>
+            <w:tcW w:type="dxa" w:w="2353"/>
+            <w:vAlign w:val="center"/>
+            <w:tcMar>
+              <w:top w:w="90" w:type="dxa"/>
+              <w:start w:w="100" w:type="dxa"/>
+              <w:bottom w:w="90" w:type="dxa"/>
+              <w:end w:w="100" w:type="dxa"/>
+            </w:tcMar>
+            <w:shd w:fill="F2F4F5"/>
+          </w:tcPr>
+          <w:p>
+            <w:pPr>
+              <w:spacing w:after="30"/>
+            </w:pPr>
+            <w:r>
+              <w:rPr>
+                <w:rFonts w:ascii="Arial" w:hAnsi="Arial"/>
+                <w:sz w:val="17"/>
+              </w:rPr>
+              <w:t>Kunstsammlung</w:t>
+            </w:r>
+          </w:p>
+        </w:tc>
+        <w:tc>
+          <w:tcPr>
+            <w:tcW w:type="dxa" w:w="2353"/>
+            <w:vAlign w:val="center"/>
+            <w:tcMar>
+              <w:top w:w="90" w:type="dxa"/>
+              <w:start w:w="100" w:type="dxa"/>
+              <w:bottom w:w="90" w:type="dxa"/>
+              <w:end w:w="100" w:type="dxa"/>
+            </w:tcMar>
+            <w:shd w:fill="F2F4F5"/>
+          </w:tcPr>
+          <w:p>
+            <w:pPr>
+              <w:spacing w:after="30"/>
+            </w:pPr>
+            <w:r>
+              <w:rPr>
+                <w:rFonts w:ascii="Arial" w:hAnsi="Arial"/>
+                <w:sz w:val="17"/>
+              </w:rPr>
+              <w:t>160000,00 EUR</w:t>
+            </w:r>
+          </w:p>
+        </w:tc>
+        <w:tc>
+          <w:tcPr>
+            <w:tcW w:type="dxa" w:w="2353"/>
+            <w:vAlign w:val="center"/>
+            <w:tcMar>
+              <w:top w:w="90" w:type="dxa"/>
+              <w:start w:w="100" w:type="dxa"/>
+              <w:bottom w:w="90" w:type="dxa"/>
+              <w:end w:w="100" w:type="dxa"/>
+            </w:tcMar>
+            <w:shd w:fill="F2F4F5"/>
+          </w:tcPr>
+          <w:p>
+            <w:pPr>
+              <w:spacing w:after="30"/>
+            </w:pPr>
+            <w:r>
+              <w:rPr>
+                <w:rFonts w:ascii="Arial" w:hAnsi="Arial"/>
+                <w:sz w:val="17"/>
+              </w:rPr>
+              <w:t>Versicherungsliste</w:t>
+            </w:r>
+          </w:p>
+        </w:tc>
+        <w:tc>
+          <w:tcPr>
+            <w:tcW w:type="dxa" w:w="2353"/>
+            <w:vAlign w:val="center"/>
+            <w:tcMar>
+              <w:top w:w="90" w:type="dxa"/>
+              <w:start w:w="100" w:type="dxa"/>
+              <w:bottom w:w="90" w:type="dxa"/>
+              <w:end w:w="100" w:type="dxa"/>
+            </w:tcMar>
+            <w:shd w:fill="F2F4F5"/>
+          </w:tcPr>
+          <w:p>
+            <w:pPr>
+              <w:spacing w:after="30"/>
+            </w:pPr>
+            <w:r>
+              <w:rPr>
+                <w:rFonts w:ascii="Arial" w:hAnsi="Arial"/>
+                <w:sz w:val="17"/>
+              </w:rPr>
+              <w:t>Eigentum einzelner Blätter</w:t>
+            </w:r>
+          </w:p>
+        </w:tc>
+      </w:tr>
+    </w:tbl>
     <w:sectPr>
+      <w:headerReference w:type="default" r:id="rId9"/>
+      <w:footerReference w:type="default" r:id="rId10"/>
       <w:pgSz w:w="11906" w:h="16838"/>
-      <w:pgMar w:top="1417" w:right="1417" w:bottom="1417" w:left="1417" w:header="720" w:footer="720" w:gutter="0"/>
+      <w:pgMar w:top="1162" w:right="1219" w:bottom="1162" w:left="1276" w:header="397" w:footer="397" w:gutter="0"/>
       <w:cols w:space="720"/>
       <w:docGrid w:linePitch="360"/>
     </w:sectPr>
   </w:body>
 </w:document>
+</file>
+
+<file path=word/footer1.xml><?xml version="1.0" encoding="utf-8"?>
+<w:ftr xmlns:m="http://schemas.openxmlformats.org/officeDocument/2006/math" xmlns:mc="http://schemas.openxmlformats.org/markup-compatibility/2006" xmlns:mo="http://schemas.microsoft.com/office/mac/office/2008/main" xmlns:mv="urn:schemas-microsoft-com:mac:vml" xmlns:o="urn:schemas-microsoft-com:office:office" xmlns:r="http://schemas.openxmlformats.org/officeDocument/2006/relationships" xmlns:v="urn:schemas-microsoft-com:vml" xmlns:w10="urn:schemas-microsoft-com:office:word" xmlns:w14="http://schemas.microsoft.com/office/word/2010/wordml" xmlns:w="http://schemas.openxmlformats.org/wordprocessingml/2006/main" xmlns:wne="http://schemas.microsoft.com/office/word/2006/wordml" xmlns:wp14="http://schemas.microsoft.com/office/word/2010/wordprocessingDrawing" xmlns:wp="http://schemas.openxmlformats.org/drawingml/2006/wordprocessingDrawing" xmlns:wpc="http://schemas.microsoft.com/office/word/2010/wordprocessingCanvas" xmlns:wpg="http://schemas.microsoft.com/office/word/2010/wordprocessingGroup" xmlns:wpi="http://schemas.microsoft.com/office/word/2010/wordprocessingInk" xmlns:wps="http://schemas.microsoft.com/office/word/2010/wordprocessingShape" mc:Ignorable="w14 wp14">
+  <w:p>
+    <w:pPr>
+      <w:spacing w:before="60"/>
+      <w:jc w:val="center"/>
+    </w:pPr>
+    <w:r>
+      <w:rPr>
+        <w:rFonts w:ascii="Arial" w:hAnsi="Arial"/>
+        <w:color w:val="6B7378"/>
+        <w:sz w:val="12"/>
+      </w:rPr>
+      <w:t>Dr. Maren Heller, Rechtsanwältin und Fachanwältin für Erbrecht | Anderkonto DE68 6602 0500 0047 8200 31 | BIC BFSWDE33KRL | St.-Nr. 35/127/08421 | Berufshaftpflicht: JurAssekuranz AG, Karlsruhe</w:t>
+    </w:r>
+  </w:p>
+  <w:p>
+    <w:pPr>
+      <w:spacing w:after="0"/>
+      <w:jc w:val="center"/>
+    </w:pPr>
+    <w:r>
+      <w:rPr>
+        <w:color w:val="6B7378"/>
+        <w:sz w:val="14"/>
+      </w:rPr>
+      <w:t xml:space="preserve">Seite </w:t>
+    </w:r>
+    <w:r>
+      <w:rPr>
+        <w:color w:val="6B7378"/>
+        <w:sz w:val="14"/>
+      </w:rPr>
+      <w:fldChar w:fldCharType="begin"/>
+      <w:instrText xml:space="preserve"> PAGE </w:instrText>
+      <w:fldChar w:fldCharType="end"/>
+    </w:r>
+  </w:p>
+</w:ftr>
+</file>
+
+<file path=word/header1.xml><?xml version="1.0" encoding="utf-8"?>
+<w:hdr xmlns:m="http://schemas.openxmlformats.org/officeDocument/2006/math" xmlns:mc="http://schemas.openxmlformats.org/markup-compatibility/2006" xmlns:mo="http://schemas.microsoft.com/office/mac/office/2008/main" xmlns:mv="urn:schemas-microsoft-com:mac:vml" xmlns:o="urn:schemas-microsoft-com:office:office" xmlns:r="http://schemas.openxmlformats.org/officeDocument/2006/relationships" xmlns:v="urn:schemas-microsoft-com:vml" xmlns:w10="urn:schemas-microsoft-com:office:word" xmlns:w14="http://schemas.microsoft.com/office/word/2010/wordml" xmlns:w="http://schemas.openxmlformats.org/wordprocessingml/2006/main" xmlns:wne="http://schemas.microsoft.com/office/word/2006/wordml" xmlns:wp14="http://schemas.microsoft.com/office/word/2010/wordprocessingDrawing" xmlns:wp="http://schemas.openxmlformats.org/drawingml/2006/wordprocessingDrawing" xmlns:wpc="http://schemas.microsoft.com/office/word/2010/wordprocessingCanvas" xmlns:wpg="http://schemas.microsoft.com/office/word/2010/wordprocessingGroup" xmlns:wpi="http://schemas.microsoft.com/office/word/2010/wordprocessingInk" xmlns:wps="http://schemas.microsoft.com/office/word/2010/wordprocessingShape" mc:Ignorable="w14 wp14">
+  <w:p>
+    <w:pPr>
+      <w:pBdr>
+        <w:bottom w:val="single" w:sz="10" w:space="4" w:color="2F6684"/>
+      </w:pBdr>
+    </w:pPr>
+  </w:p>
+  <w:tbl>
+    <w:tblPr>
+      <w:tblW w:type="auto" w:w="0"/>
+      <w:jc w:val="center"/>
+      <w:tblLook w:firstColumn="1" w:firstRow="1" w:lastColumn="0" w:lastRow="0" w:noHBand="0" w:noVBand="1" w:val="04A0"/>
+    </w:tblPr>
+    <w:tblGrid>
+      <w:gridCol w:w="6066"/>
+      <w:gridCol w:w="3345"/>
+    </w:tblGrid>
+    <w:tr>
+      <w:tc>
+        <w:tcPr>
+          <w:tcW w:type="dxa" w:w="4706"/>
+        </w:tcPr>
+        <w:p>
+          <w:pPr>
+            <w:spacing w:after="20"/>
+          </w:pPr>
+          <w:r>
+            <w:rPr>
+              <w:rFonts w:ascii="Arial" w:hAnsi="Arial"/>
+              <w:b/>
+              <w:color w:val="17324D"/>
+              <w:sz w:val="21"/>
+            </w:rPr>
+            <w:t>Heller &amp; Brückner Rechtsanwälte</w:t>
+          </w:r>
+        </w:p>
+        <w:p>
+          <w:pPr>
+            <w:spacing w:after="0"/>
+          </w:pPr>
+          <w:r>
+            <w:rPr>
+              <w:color w:val="6B7378"/>
+              <w:sz w:val="15"/>
+            </w:rPr>
+            <w:t>Erbrecht und Vermögensnachfolge | Kaiserstraße 104 | 76133 Karlsruhe</w:t>
+          </w:r>
+        </w:p>
+      </w:tc>
+      <w:tc>
+        <w:tcPr>
+          <w:tcW w:type="dxa" w:w="4706"/>
+        </w:tcPr>
+        <w:p>
+          <w:pPr>
+            <w:spacing w:after="20"/>
+            <w:jc w:val="right"/>
+          </w:pPr>
+          <w:r>
+            <w:rPr>
+              <w:b/>
+              <w:color w:val="17324D"/>
+              <w:sz w:val="18"/>
+            </w:rPr>
+            <w:t>Nachlässe Vogel und Radtke</w:t>
+          </w:r>
+        </w:p>
+        <w:p>
+          <w:pPr>
+            <w:spacing w:after="0"/>
+            <w:jc w:val="right"/>
+          </w:pPr>
+          <w:r>
+            <w:rPr>
+              <w:color w:val="6B7378"/>
+              <w:sz w:val="15"/>
+            </w:rPr>
+            <w:t>Aktenzeichen HB-226/26</w:t>
+          </w:r>
+        </w:p>
+      </w:tc>
+    </w:tr>
+  </w:tbl>
+</w:hdr>
 </file>
 
 <file path=word/numbering.xml><?xml version="1.0" encoding="utf-8"?>
@@ -647,9 +1498,12 @@
     <w:name w:val="Normal"/>
     <w:qFormat/>
     <w:rsid w:val="00FC693F"/>
+    <w:pPr>
+      <w:spacing w:after="100" w:line="269" w:lineRule="auto"/>
+    </w:pPr>
     <w:rPr>
-      <w:rFonts w:ascii="Times New Roman" w:hAnsi="Times New Roman"/>
-      <w:sz w:val="22"/>
+      <w:rFonts w:ascii="Arial" w:hAnsi="Arial" w:eastAsia="Arial"/>
+      <w:sz w:val="21"/>
     </w:rPr>
   </w:style>
   <w:style w:type="paragraph" w:styleId="Header">
@@ -707,14 +1561,15 @@
     <w:pPr>
       <w:keepNext/>
       <w:keepLines/>
-      <w:spacing w:before="480" w:after="0"/>
+      <w:spacing w:before="240" w:after="100"/>
       <w:outlineLvl w:val="0"/>
     </w:pPr>
     <w:rPr>
-      <w:rFonts w:asciiTheme="majorHAnsi" w:eastAsiaTheme="majorEastAsia" w:hAnsiTheme="majorHAnsi" w:cstheme="majorBidi" w:ascii="Times New Roman" w:hAnsi="Times New Roman"/>
+      <w:rFonts w:asciiTheme="majorHAnsi" w:eastAsiaTheme="majorEastAsia" w:hAnsiTheme="majorHAnsi" w:cstheme="majorBidi" w:ascii="Arial" w:hAnsi="Arial" w:eastAsia="Arial"/>
       <w:b/>
       <w:bCs/>
-      <w:sz w:val="28"/>
+      <w:color w:val="17324D"/>
+      <w:sz w:val="26"/>
       <w:szCs w:val="28"/>
     </w:rPr>
   </w:style>
@@ -730,14 +1585,15 @@
     <w:pPr>
       <w:keepNext/>
       <w:keepLines/>
-      <w:spacing w:before="200" w:after="0"/>
+      <w:spacing w:before="180" w:after="80"/>
       <w:outlineLvl w:val="1"/>
     </w:pPr>
     <w:rPr>
-      <w:rFonts w:asciiTheme="majorHAnsi" w:eastAsiaTheme="majorEastAsia" w:hAnsiTheme="majorHAnsi" w:cstheme="majorBidi" w:ascii="Times New Roman" w:hAnsi="Times New Roman"/>
+      <w:rFonts w:asciiTheme="majorHAnsi" w:eastAsiaTheme="majorEastAsia" w:hAnsiTheme="majorHAnsi" w:cstheme="majorBidi" w:ascii="Arial" w:hAnsi="Arial" w:eastAsia="Arial"/>
       <w:b/>
       <w:bCs/>
-      <w:sz w:val="24"/>
+      <w:color w:val="2F6684"/>
+      <w:sz w:val="23"/>
       <w:szCs w:val="26"/>
     </w:rPr>
   </w:style>
@@ -753,14 +1609,15 @@
     <w:pPr>
       <w:keepNext/>
       <w:keepLines/>
-      <w:spacing w:before="200" w:after="0"/>
+      <w:spacing w:before="140" w:after="60"/>
       <w:outlineLvl w:val="2"/>
     </w:pPr>
     <w:rPr>
-      <w:rFonts w:asciiTheme="majorHAnsi" w:eastAsiaTheme="majorEastAsia" w:hAnsiTheme="majorHAnsi" w:cstheme="majorBidi" w:ascii="Times New Roman" w:hAnsi="Times New Roman"/>
+      <w:rFonts w:asciiTheme="majorHAnsi" w:eastAsiaTheme="majorEastAsia" w:hAnsiTheme="majorHAnsi" w:cstheme="majorBidi" w:ascii="Arial" w:hAnsi="Arial" w:eastAsia="Arial"/>
       <w:b/>
       <w:bCs/>
-      <w:sz w:val="22"/>
+      <w:color w:val="17324D"/>
+      <w:sz w:val="21"/>
     </w:rPr>
   </w:style>
   <w:style w:type="paragraph" w:styleId="Heading4">
@@ -991,18 +1848,20 @@
     <w:qFormat/>
     <w:rsid w:val="00FC693F"/>
     <w:pPr>
+      <w:keepNext/>
       <w:pBdr>
         <w:bottom w:val="single" w:sz="8" w:space="4" w:color="4F81BD" w:themeColor="accent1"/>
       </w:pBdr>
-      <w:spacing w:after="300" w:line="240" w:lineRule="auto"/>
+      <w:spacing w:after="200" w:line="240" w:lineRule="auto" w:before="0"/>
       <w:contextualSpacing/>
     </w:pPr>
     <w:rPr>
-      <w:rFonts w:asciiTheme="majorHAnsi" w:eastAsiaTheme="majorEastAsia" w:hAnsiTheme="majorHAnsi" w:cstheme="majorBidi"/>
-      <w:color w:val="17365D" w:themeColor="text2" w:themeShade="BF"/>
+      <w:rFonts w:asciiTheme="majorHAnsi" w:eastAsiaTheme="majorEastAsia" w:hAnsiTheme="majorHAnsi" w:cstheme="majorBidi" w:ascii="Arial" w:hAnsi="Arial" w:eastAsia="Arial"/>
+      <w:b/>
+      <w:color w:val="17324D"/>
       <w:spacing w:val="5"/>
       <w:kern w:val="28"/>
-      <w:sz w:val="52"/>
+      <w:sz w:val="34"/>
       <w:szCs w:val="52"/>
     </w:rPr>
   </w:style>
